--- a/public/exports/contracts/subcontract-pm-2026/contract.uk.docx
+++ b/public/exports/contracts/subcontract-pm-2026/contract.uk.docx
@@ -188,7 +188,7 @@
           <w:b/>
           <w:bCs/>
         </w:rPr>
-        <w:t xml:space="preserve">HRB260696B</w:t>
+        <w:t xml:space="preserve">HRB123456X</w:t>
       </w:r>
       <w:r>
         <w:t xml:space="preserve">, VAT ID </w:t>
@@ -198,10 +198,10 @@
           <w:b/>
           <w:bCs/>
         </w:rPr>
-        <w:t xml:space="preserve">DE366220301</w:t>
-      </w:r>
-      <w:r>
-        <w:t xml:space="preserve">, з юридичною адресою: Am Märchenbrunnen 7, Berlin, 10407, Germany, в особі Директора Olga Iakubovska, що діє на підставі Статуту (надалі — "</w:t>
+        <w:t xml:space="preserve">DE999888777</w:t>
+      </w:r>
+      <w:r>
+        <w:t xml:space="preserve">, з юридичною адресою: Musterstraße 1, Berlin, 10115, Germany, в особі Директора Jana Weber, що діє на підставі Статуту (надалі — "</w:t>
       </w:r>
       <w:r>
         <w:rPr>
@@ -857,7 +857,7 @@
         <w:t xml:space="preserve">Legal:</w:t>
       </w:r>
       <w:r>
-        <w:t xml:space="preserve"> Non-compete у Каліфорнії та частинах ЄС може бути неenforceable. Якщо субпідрядник з тих юрисдикцій — залиште пункт, але не розраховуйте на нього як єдиний захист. — Olga &lt;/aside&gt;</w:t>
+        <w:t xml:space="preserve"> Non-compete у Каліфорнії та частинах ЄС може бути неenforceable. Якщо субпідрядник з тих юрисдикцій — залиште пункт, але не розраховуйте на нього як єдиний захист. — Legal &lt;/aside&gt;</w:t>
       </w:r>
     </w:p>
     <w:p>
@@ -1137,23 +1137,23 @@
           <w:b/>
           <w:bCs/>
         </w:rPr>
-        <w:t xml:space="preserve">Term.</w:t>
-      </w:r>
-      <w:r>
-        <w:t xml:space="preserve"> Цей договір набуває чинності від Start date і діє до розірвання однією зі сторін відповідно до умов нижче.</w:t>
-      </w:r>
-    </w:p>
-    <w:p>
-      <w:pPr>
-        <w:spacing w:after="180"/>
-        <w:jc w:val="both"/>
-      </w:pPr>
-      <w:r>
-        <w:rPr>
-          <w:b/>
-          <w:bCs/>
-        </w:rPr>
-        <w:t xml:space="preserve">Termination Контрактором (перші 3 місяці).</w:t>
+        <w:t xml:space="preserve">Строк дії.</w:t>
+      </w:r>
+      <w:r>
+        <w:t xml:space="preserve"> Цей договір набуває чинності від дати початку і діє до розірвання однією зі сторін відповідно до умов нижче.</w:t>
+      </w:r>
+    </w:p>
+    <w:p>
+      <w:pPr>
+        <w:spacing w:after="180"/>
+        <w:jc w:val="both"/>
+      </w:pPr>
+      <w:r>
+        <w:rPr>
+          <w:b/>
+          <w:bCs/>
+        </w:rPr>
+        <w:t xml:space="preserve">Розірвання Контрактором (перші 3 місяці).</w:t>
       </w:r>
       <w:r>
         <w:t xml:space="preserve"> Протягом перших </w:t>
@@ -1166,7 +1166,7 @@
         <w:t xml:space="preserve">трьох (3) місяців</w:t>
       </w:r>
       <w:r>
-        <w:t xml:space="preserve"> від Start date, Контрактор може розірвати цей договір у будь-який час, надавши Субпідряднику </w:t>
+        <w:t xml:space="preserve"> від дати початку Контрактор може розірвати цей договір у будь-який час, надавши Субпідряднику </w:t>
       </w:r>
       <w:r>
         <w:rPr>
@@ -1189,10 +1189,10 @@
           <w:b/>
           <w:bCs/>
         </w:rPr>
-        <w:t xml:space="preserve">Termination Контрактором (після 3 місяців).</w:t>
-      </w:r>
-      <w:r>
-        <w:t xml:space="preserve"> Після початкового тримісячного періоду, Контрактор може розірвати цей договір у будь-який час, надавши Субпідряднику </w:t>
+        <w:t xml:space="preserve">Розірвання Контрактором (після 3 місяців).</w:t>
+      </w:r>
+      <w:r>
+        <w:t xml:space="preserve"> Після початкового тримісячного періоду Контрактор може розірвати цей договір у будь-який час, надавши Субпідряднику </w:t>
       </w:r>
       <w:r>
         <w:rPr>
@@ -1215,7 +1215,7 @@
           <w:b/>
           <w:bCs/>
         </w:rPr>
-        <w:t xml:space="preserve">Termination Субпідрядником.</w:t>
+        <w:t xml:space="preserve">Розірвання Субпідрядником.</w:t>
       </w:r>
       <w:r>
         <w:t xml:space="preserve"> Субпідрядник може розірвати цей договір у будь-який час, надавши Контрактору </w:t>
@@ -1254,7 +1254,7 @@
         <w:t xml:space="preserve">Legal:</w:t>
       </w:r>
       <w:r>
-        <w:t xml:space="preserve"> Ентерпрайзи майже завжди просять знизити Max liability до 6 місяців або до фіксованої суми. Погоджуємо тільки після consultation з Olga. Не робіть самі. — Legal team &lt;/aside&gt;</w:t>
+        <w:t xml:space="preserve"> Ентерпрайзи майже завжди просять знизити Max liability до 6 місяців або до фіксованої суми. Погоджуємо тільки після consultation з Head of Delivery. Не робіть самі. — Legal team &lt;/aside&gt;</w:t>
       </w:r>
     </w:p>
     <w:p>
@@ -1444,16 +1444,16 @@
         <w:spacing w:after="120" w:before="240"/>
       </w:pPr>
       <w:r>
-        <w:t xml:space="preserve">1. Розрахунки (Payment Obligations)</w:t>
-      </w:r>
-    </w:p>
-    <w:p>
-      <w:pPr>
-        <w:spacing w:after="180"/>
-        <w:jc w:val="both"/>
-      </w:pPr>
-      <w:r>
-        <w:t xml:space="preserve">"Хто винен — той платить. Хто отримав зайве — повертає." Симетричне правило, яке працює в обидва боки:</w:t>
+        <w:t xml:space="preserve">1. Розрахунки</w:t>
+      </w:r>
+    </w:p>
+    <w:p>
+      <w:pPr>
+        <w:spacing w:after="180"/>
+        <w:jc w:val="both"/>
+      </w:pPr>
+      <w:r>
+        <w:t xml:space="preserve">«Хто винен — той платить. Хто отримав зайве — повертає.» Симетричне правило, яке працює в обидва боки:</w:t>
       </w:r>
     </w:p>
     <w:p>
@@ -1511,7 +1511,7 @@
         <w:jc w:val="both"/>
       </w:pPr>
       <w:r>
-        <w:t xml:space="preserve">зроблено, вони повертають гроші (або залік у майбутні проекти за обопільною згодою).</w:t>
+        <w:t xml:space="preserve">зроблено, вони повертають гроші (або залік у майбутні проєкти за обопільною згодою).</w:t>
       </w:r>
     </w:p>
     <w:p>
@@ -1521,16 +1521,16 @@
         <w:spacing w:after="120" w:before="240"/>
       </w:pPr>
       <w:r>
-        <w:t xml:space="preserve">2. Handover (Subcontractor obligations)</w:t>
-      </w:r>
-    </w:p>
-    <w:p>
-      <w:pPr>
-        <w:spacing w:after="180"/>
-        <w:jc w:val="both"/>
-      </w:pPr>
-      <w:r>
-        <w:t xml:space="preserve">Негайне припинення + звіт про стан + передача. Три дії, які мають статися у день отримання notice:</w:t>
+        <w:t xml:space="preserve">2. Передача справ</w:t>
+      </w:r>
+    </w:p>
+    <w:p>
+      <w:pPr>
+        <w:spacing w:after="180"/>
+        <w:jc w:val="both"/>
+      </w:pPr>
+      <w:r>
+        <w:t xml:space="preserve">Негайне припинення + звіт про стан + передача. Три дії, які мають статися у день отримання повідомлення:</w:t>
       </w:r>
     </w:p>
     <w:p>
@@ -1550,7 +1550,7 @@
         <w:t xml:space="preserve">Припинення</w:t>
       </w:r>
       <w:r>
-        <w:t xml:space="preserve"> — subcontractor не починає нових завдань</w:t>
+        <w:t xml:space="preserve"> — виконавець не починає нових завдань</w:t>
       </w:r>
     </w:p>
     <w:p>
@@ -1608,7 +1608,7 @@
         <w:jc w:val="both"/>
       </w:pPr>
       <w:r>
-        <w:t xml:space="preserve">Якщо subcontractor ігнорує цей пункт, ми маємо юридичну підставу вимагати його виконання і утримати фінальний платіж до handover-у.</w:t>
+        <w:t xml:space="preserve">Якщо виконавець ігнорує цей пункт, ми маємо юридичну підставу вимагати його виконання і утримати фінальний платіж до повної передачі.</w:t>
       </w:r>
     </w:p>
     <w:p>
@@ -1618,16 +1618,16 @@
         <w:spacing w:after="120" w:before="240"/>
       </w:pPr>
       <w:r>
-        <w:t xml:space="preserve">3. Survival</w:t>
-      </w:r>
-    </w:p>
-    <w:p>
-      <w:pPr>
-        <w:spacing w:after="180"/>
-        <w:jc w:val="both"/>
-      </w:pPr>
-      <w:r>
-        <w:t xml:space="preserve">Що залишається в силі після припинення договору:</w:t>
+        <w:t xml:space="preserve">3. Що залишається в силі після розірвання (survival)</w:t>
+      </w:r>
+    </w:p>
+    <w:p>
+      <w:pPr>
+        <w:spacing w:after="180"/>
+        <w:jc w:val="both"/>
+      </w:pPr>
+      <w:r>
+        <w:t xml:space="preserve">Що продовжує діяти після припинення договору:</w:t>
       </w:r>
     </w:p>
     <w:p>
@@ -1644,10 +1644,19 @@
           <w:b/>
           <w:bCs/>
         </w:rPr>
-        <w:t xml:space="preserve">IP</w:t>
-      </w:r>
-      <w:r>
-        <w:t xml:space="preserve"> — права на вже передані Deliverables залишаються у замовника</w:t>
+        <w:t xml:space="preserve">Інтелектуальна власність</w:t>
+      </w:r>
+      <w:r>
+        <w:t xml:space="preserve"> — права на вже передані</w:t>
+      </w:r>
+    </w:p>
+    <w:p>
+      <w:pPr>
+        <w:spacing w:after="180"/>
+        <w:jc w:val="both"/>
+      </w:pPr>
+      <w:r>
+        <w:t xml:space="preserve">результати роботи залишаються у замовника</w:t>
       </w:r>
     </w:p>
     <w:p>
@@ -1664,19 +1673,19 @@
           <w:b/>
           <w:bCs/>
         </w:rPr>
-        <w:t xml:space="preserve">Confidentiality</w:t>
-      </w:r>
-      <w:r>
-        <w:t xml:space="preserve"> — все, що було розкрито, залишається confidential</w:t>
-      </w:r>
-    </w:p>
-    <w:p>
-      <w:pPr>
-        <w:spacing w:after="180"/>
-        <w:jc w:val="both"/>
-      </w:pPr>
-      <w:r>
-        <w:t xml:space="preserve">(терміни з Mutual Confidentiality)</w:t>
+        <w:t xml:space="preserve">Конфіденційність</w:t>
+      </w:r>
+      <w:r>
+        <w:t xml:space="preserve"> — все, що було розкрито, залишається</w:t>
+      </w:r>
+    </w:p>
+    <w:p>
+      <w:pPr>
+        <w:spacing w:after="180"/>
+        <w:jc w:val="both"/>
+      </w:pPr>
+      <w:r>
+        <w:t xml:space="preserve">конфіденційним (терміни з Mutual Confidentiality)</w:t>
       </w:r>
     </w:p>
     <w:p>
@@ -1696,16 +1705,16 @@
         <w:t xml:space="preserve">Non-solicitation</w:t>
       </w:r>
       <w:r>
-        <w:t xml:space="preserve"> — 1 рік у субпідрядних договорах починається</w:t>
-      </w:r>
-    </w:p>
-    <w:p>
-      <w:pPr>
-        <w:spacing w:after="180"/>
-        <w:jc w:val="both"/>
-      </w:pPr>
-      <w:r>
-        <w:t xml:space="preserve">з Start date, не від termination</w:t>
+        <w:t xml:space="preserve"> — 1 рік у субпідрядних договорах; відлік</w:t>
+      </w:r>
+    </w:p>
+    <w:p>
+      <w:pPr>
+        <w:spacing w:after="180"/>
+        <w:jc w:val="both"/>
+      </w:pPr>
+      <w:r>
+        <w:t xml:space="preserve">починається з дати початку договору, не від розірвання</w:t>
       </w:r>
     </w:p>
     <w:p>
@@ -1734,7 +1743,7 @@
         <w:jc w:val="both"/>
       </w:pPr>
       <w:r>
-        <w:t xml:space="preserve">Survival — це ключовий механізм, який робить розірвання "чистим": якщо ти вийшов, ти не забрав з собою ні IP, ні клієнтів, ні конфіденційну інформацію, ні право переманювати людей.</w:t>
+        <w:t xml:space="preserve">Цей механізм робить розірвання «чистим»: якщо ти вийшов, ти не забрав з собою ні прав на інтелектуальну власність, ні клієнтів, ні конфіденційну інформацію, ні право переманювати людей.</w:t>
       </w:r>
     </w:p>
     <w:p>
@@ -1904,7 +1913,7 @@
                 <w:sz w:val="20"/>
                 <w:szCs w:val="20"/>
               </w:rPr>
-              <w:t xml:space="preserve">Registry code: HRB260696B</w:t>
+              <w:t xml:space="preserve">Registry code: HRB123456X</w:t>
             </w:r>
           </w:p>
         </w:tc>
@@ -2008,7 +2017,7 @@
                 <w:sz w:val="20"/>
                 <w:szCs w:val="20"/>
               </w:rPr>
-              <w:t xml:space="preserve">Address: Am Märchenbrunnen 7, Berlin, 10407, Germany</w:t>
+              <w:t xml:space="preserve">Address: Musterstraße 1, Berlin, 10115, Germany</w:t>
             </w:r>
           </w:p>
         </w:tc>
@@ -2060,7 +2069,7 @@
                 <w:sz w:val="20"/>
                 <w:szCs w:val="20"/>
               </w:rPr>
-              <w:t xml:space="preserve">VAT ID: DE366220301</w:t>
+              <w:t xml:space="preserve">VAT ID: DE999888777</w:t>
             </w:r>
           </w:p>
         </w:tc>
@@ -2234,7 +2243,7 @@
                 <w:sz w:val="20"/>
                 <w:szCs w:val="20"/>
               </w:rPr>
-              <w:t xml:space="preserve">Olga Iakubovska, Director</w:t>
+              <w:t xml:space="preserve">Jana Weber, Director</w:t>
             </w:r>
           </w:p>
         </w:tc>

--- a/public/exports/contracts/subcontract-pm-2026/contract.uk.docx
+++ b/public/exports/contracts/subcontract-pm-2026/contract.uk.docx
@@ -50,68 +50,6 @@
     </w:p>
     <w:p>
       <w:pPr>
-        <w:spacing w:after="240"/>
-        <w:jc w:val="center"/>
-      </w:pPr>
-      <w:r>
-        <w:rPr>
-          <w:i/>
-          <w:iCs/>
-          <w:color w:val="555555"/>
-          <w:sz w:val="22"/>
-          <w:szCs w:val="22"/>
-        </w:rPr>
-        <w:t xml:space="preserve">між</w:t>
-      </w:r>
-    </w:p>
-    <w:p>
-      <w:pPr>
-        <w:spacing w:after="120"/>
-        <w:jc w:val="center"/>
-      </w:pPr>
-      <w:r>
-        <w:rPr>
-          <w:b/>
-          <w:bCs/>
-          <w:sz w:val="24"/>
-          <w:szCs w:val="24"/>
-        </w:rPr>
-        <w:t xml:space="preserve">Sloboda Software GMBH</w:t>
-      </w:r>
-    </w:p>
-    <w:p>
-      <w:pPr>
-        <w:spacing w:after="120"/>
-        <w:jc w:val="center"/>
-      </w:pPr>
-      <w:r>
-        <w:rPr>
-          <w:i/>
-          <w:iCs/>
-          <w:color w:val="555555"/>
-          <w:sz w:val="22"/>
-          <w:szCs w:val="22"/>
-        </w:rPr>
-        <w:t xml:space="preserve">та</w:t>
-      </w:r>
-    </w:p>
-    <w:p>
-      <w:pPr>
-        <w:spacing w:after="800"/>
-        <w:jc w:val="center"/>
-      </w:pPr>
-      <w:r>
-        <w:rPr>
-          <w:b/>
-          <w:bCs/>
-          <w:sz w:val="24"/>
-          <w:szCs w:val="24"/>
-        </w:rPr>
-        <w:t xml:space="preserve">Субпідрядник</w:t>
-      </w:r>
-    </w:p>
-    <w:p>
-      <w:pPr>
         <w:spacing w:after="120"/>
         <w:jc w:val="center"/>
       </w:pPr>
@@ -178,7 +116,7 @@
           <w:b/>
           <w:bCs/>
         </w:rPr>
-        <w:t xml:space="preserve">Sloboda Software GMBH</w:t>
+        <w:t xml:space="preserve">Acme Services GmbH</w:t>
       </w:r>
       <w:r>
         <w:t xml:space="preserve">, юридична особа, зареєстрована відповідно до законодавства Федеративної Республіки Німеччина, Registry code </w:t>
@@ -1860,7 +1798,7 @@
                 <w:sz w:val="20"/>
                 <w:szCs w:val="20"/>
               </w:rPr>
-              <w:t xml:space="preserve">Sloboda Software GMBH</w:t>
+              <w:t xml:space="preserve">Acme Services GmbH</w:t>
             </w:r>
           </w:p>
         </w:tc>
